--- a/output/design_basis/ALP-EPC-00000-GE-DBR-0001.docx
+++ b/output/design_basis/ALP-EPC-00000-GE-DBR-0001.docx
@@ -2800,6 +2800,91 @@
               <w:rPr>
                 <w:sz w:val="14"/>
               </w:rPr>
+              <w:t>Platform level acceptance tolerance</w:t>
+            </w:r>
+          </w:p>
+        </w:tc>
+        <w:tc>
+          <w:tcPr>
+            <w:tcW w:type="dxa" w:w="1928"/>
+          </w:tcPr>
+          <w:p>
+            <w:pPr>
+              <w:spacing w:after="0"/>
+            </w:pPr>
+            <w:r>
+              <w:rPr>
+                <w:sz w:val="14"/>
+              </w:rPr>
+              <w:t>0.15 m</w:t>
+            </w:r>
+          </w:p>
+        </w:tc>
+        <w:tc>
+          <w:tcPr>
+            <w:tcW w:type="dxa" w:w="1871"/>
+          </w:tcPr>
+          <w:p>
+            <w:pPr>
+              <w:spacing w:after="0"/>
+            </w:pPr>
+            <w:r>
+              <w:rPr>
+                <w:sz w:val="14"/>
+              </w:rPr>
+              <w:t>Owner-levelled platform +15.00 m</w:t>
+            </w:r>
+          </w:p>
+        </w:tc>
+        <w:tc>
+          <w:tcPr>
+            <w:tcW w:type="dxa" w:w="1020"/>
+          </w:tcPr>
+          <w:p>
+            <w:pPr>
+              <w:spacing w:after="0"/>
+            </w:pPr>
+            <w:r>
+              <w:rPr>
+                <w:sz w:val="14"/>
+              </w:rPr>
+              <w:t>confirmed</w:t>
+            </w:r>
+          </w:p>
+        </w:tc>
+        <w:tc>
+          <w:tcPr>
+            <w:tcW w:type="dxa" w:w="2098"/>
+          </w:tcPr>
+          <w:p>
+            <w:pPr>
+              <w:spacing w:after="0"/>
+            </w:pPr>
+            <w:r>
+              <w:rPr>
+                <w:sz w:val="14"/>
+              </w:rPr>
+              <w:t>DEC-OWNR-0002 Acceptance tolerance of the Owner-levelled platform</w:t>
+            </w:r>
+          </w:p>
+        </w:tc>
+      </w:tr>
+      <w:tr>
+        <w:trPr>
+          <w:cantSplit w:val="true"/>
+        </w:trPr>
+        <w:tc>
+          <w:tcPr>
+            <w:tcW w:type="dxa" w:w="2948"/>
+          </w:tcPr>
+          <w:p>
+            <w:pPr>
+              <w:spacing w:after="0"/>
+            </w:pPr>
+            <w:r>
+              <w:rPr>
+                <w:sz w:val="14"/>
+              </w:rPr>
               <w:t>Plot dimensions</w:t>
             </w:r>
           </w:p>
@@ -4919,7 +5004,7 @@
               <w:rPr>
                 <w:sz w:val="14"/>
               </w:rPr>
-              <w:t>115,000 Sm3/h</w:t>
+              <w:t>120,000 Sm3/h</w:t>
             </w:r>
           </w:p>
         </w:tc>
@@ -4935,7 +5020,7 @@
               <w:rPr>
                 <w:sz w:val="14"/>
               </w:rPr>
-              <w:t>130,000 interruptible</w:t>
+              <w:t>firm from the first gas date (TQ-040), 130,000 interruptible</w:t>
             </w:r>
           </w:p>
         </w:tc>
@@ -6517,6 +6602,90 @@
                 <w:sz w:val="14"/>
               </w:rPr>
               <w:t>SRC-OWNR-0004 Secondary fuel: light diesel oil (LDO), ER-03.08 LDO unloading and storage</w:t>
+            </w:r>
+          </w:p>
+        </w:tc>
+      </w:tr>
+      <w:tr>
+        <w:trPr>
+          <w:cantSplit w:val="true"/>
+        </w:trPr>
+        <w:tc>
+          <w:tcPr>
+            <w:tcW w:type="dxa" w:w="2948"/>
+          </w:tcPr>
+          <w:p>
+            <w:pPr>
+              <w:spacing w:after="0"/>
+            </w:pPr>
+            <w:r>
+              <w:rPr>
+                <w:sz w:val="14"/>
+              </w:rPr>
+              <w:t>LDO density at 15 degC</w:t>
+            </w:r>
+          </w:p>
+        </w:tc>
+        <w:tc>
+          <w:tcPr>
+            <w:tcW w:type="dxa" w:w="1928"/>
+          </w:tcPr>
+          <w:p>
+            <w:pPr>
+              <w:spacing w:after="0"/>
+            </w:pPr>
+            <w:r>
+              <w:rPr>
+                <w:sz w:val="14"/>
+              </w:rPr>
+              <w:t>820 to 845 (840 for sizing) kg/m3</w:t>
+            </w:r>
+          </w:p>
+        </w:tc>
+        <w:tc>
+          <w:tcPr>
+            <w:tcW w:type="dxa" w:w="1871"/>
+          </w:tcPr>
+          <w:p>
+            <w:pPr>
+              <w:spacing w:after="0"/>
+            </w:pPr>
+            <w:r>
+              <w:rPr>
+                <w:sz w:val="14"/>
+              </w:rPr>
+            </w:r>
+          </w:p>
+        </w:tc>
+        <w:tc>
+          <w:tcPr>
+            <w:tcW w:type="dxa" w:w="1020"/>
+          </w:tcPr>
+          <w:p>
+            <w:pPr>
+              <w:spacing w:after="0"/>
+            </w:pPr>
+            <w:r>
+              <w:rPr>
+                <w:sz w:val="14"/>
+              </w:rPr>
+              <w:t>confirmed</w:t>
+            </w:r>
+          </w:p>
+        </w:tc>
+        <w:tc>
+          <w:tcPr>
+            <w:tcW w:type="dxa" w:w="2098"/>
+          </w:tcPr>
+          <w:p>
+            <w:pPr>
+              <w:spacing w:after="0"/>
+            </w:pPr>
+            <w:r>
+              <w:rPr>
+                <w:sz w:val="14"/>
+              </w:rPr>
+              <w:t>REF-CONS-0096 TS EN 590, SRC-OWNR-0004 Secondary fuel: light diesel oil (LDO)</w:t>
             </w:r>
           </w:p>
         </w:tc>
@@ -14072,10 +14241,231 @@
         <w:t>12. Open items and assumptions</w:t>
       </w:r>
     </w:p>
+    <w:tbl>
+      <w:tblPr>
+        <w:tblStyle w:val="TableGrid"/>
+        <w:tblW w:type="auto" w:w="0"/>
+        <w:tblLayout w:type="fixed"/>
+        <w:tblLook w:firstColumn="1" w:firstRow="1" w:lastColumn="0" w:lastRow="0" w:noHBand="0" w:noVBand="1" w:val="04A0"/>
+      </w:tblPr>
+      <w:tblGrid>
+        <w:gridCol w:w="3402"/>
+        <w:gridCol w:w="1984"/>
+        <w:gridCol w:w="1134"/>
+        <w:gridCol w:w="2835"/>
+      </w:tblGrid>
+      <w:tr>
+        <w:trPr>
+          <w:tblHeader w:val="true"/>
+        </w:trPr>
+        <w:tc>
+          <w:tcPr>
+            <w:tcW w:type="dxa" w:w="3402"/>
+            <w:shd w:val="clear" w:color="auto" w:fill="1F3864"/>
+          </w:tcPr>
+          <w:p>
+            <w:r>
+              <w:rPr>
+                <w:b/>
+                <w:color w:val="FFFFFF"/>
+                <w:sz w:val="14"/>
+              </w:rPr>
+              <w:t>Parameter</w:t>
+            </w:r>
+          </w:p>
+        </w:tc>
+        <w:tc>
+          <w:tcPr>
+            <w:tcW w:type="dxa" w:w="1984"/>
+            <w:shd w:val="clear" w:color="auto" w:fill="1F3864"/>
+          </w:tcPr>
+          <w:p>
+            <w:r>
+              <w:rPr>
+                <w:b/>
+                <w:color w:val="FFFFFF"/>
+                <w:sz w:val="14"/>
+              </w:rPr>
+              <w:t>Value</w:t>
+            </w:r>
+          </w:p>
+        </w:tc>
+        <w:tc>
+          <w:tcPr>
+            <w:tcW w:type="dxa" w:w="1134"/>
+            <w:shd w:val="clear" w:color="auto" w:fill="1F3864"/>
+          </w:tcPr>
+          <w:p>
+            <w:r>
+              <w:rPr>
+                <w:b/>
+                <w:color w:val="FFFFFF"/>
+                <w:sz w:val="14"/>
+              </w:rPr>
+              <w:t>Status</w:t>
+            </w:r>
+          </w:p>
+        </w:tc>
+        <w:tc>
+          <w:tcPr>
+            <w:tcW w:type="dxa" w:w="2835"/>
+            <w:shd w:val="clear" w:color="auto" w:fill="1F3864"/>
+          </w:tcPr>
+          <w:p>
+            <w:r>
+              <w:rPr>
+                <w:b/>
+                <w:color w:val="FFFFFF"/>
+                <w:sz w:val="14"/>
+              </w:rPr>
+              <w:t>Basis</w:t>
+            </w:r>
+          </w:p>
+        </w:tc>
+      </w:tr>
+      <w:tr>
+        <w:trPr>
+          <w:cantSplit w:val="true"/>
+        </w:trPr>
+        <w:tc>
+          <w:tcPr>
+            <w:tcW w:type="dxa" w:w="3402"/>
+          </w:tcPr>
+          <w:p>
+            <w:pPr>
+              <w:spacing w:after="0"/>
+            </w:pPr>
+            <w:r>
+              <w:rPr>
+                <w:sz w:val="14"/>
+              </w:rPr>
+              <w:t>Fire water design flow and pressure</w:t>
+            </w:r>
+          </w:p>
+        </w:tc>
+        <w:tc>
+          <w:tcPr>
+            <w:tcW w:type="dxa" w:w="1984"/>
+          </w:tcPr>
+          <w:p>
+            <w:pPr>
+              <w:spacing w:after="0"/>
+            </w:pPr>
+            <w:r>
+              <w:rPr>
+                <w:sz w:val="14"/>
+              </w:rPr>
+              <w:t>341 m3/h</w:t>
+            </w:r>
+          </w:p>
+        </w:tc>
+        <w:tc>
+          <w:tcPr>
+            <w:tcW w:type="dxa" w:w="1134"/>
+          </w:tcPr>
+          <w:p>
+            <w:pPr>
+              <w:spacing w:after="0"/>
+            </w:pPr>
+            <w:r>
+              <w:rPr>
+                <w:sz w:val="14"/>
+              </w:rPr>
+              <w:t>preliminary</w:t>
+            </w:r>
+          </w:p>
+        </w:tc>
+        <w:tc>
+          <w:tcPr>
+            <w:tcW w:type="dxa" w:w="2835"/>
+          </w:tcPr>
+          <w:p>
+            <w:pPr>
+              <w:spacing w:after="0"/>
+            </w:pPr>
+            <w:r>
+              <w:rPr>
+                <w:sz w:val="14"/>
+              </w:rPr>
+              <w:t>REF-CONS-0069 NFPA 850, REF-CONS-0070 NFPA 20, DEC-EPCE-0014 Preliminary equipment sizing basis and conventions</w:t>
+            </w:r>
+          </w:p>
+        </w:tc>
+      </w:tr>
+      <w:tr>
+        <w:trPr>
+          <w:cantSplit w:val="true"/>
+        </w:trPr>
+        <w:tc>
+          <w:tcPr>
+            <w:tcW w:type="dxa" w:w="3402"/>
+          </w:tcPr>
+          <w:p>
+            <w:pPr>
+              <w:spacing w:after="0"/>
+            </w:pPr>
+            <w:r>
+              <w:rPr>
+                <w:sz w:val="14"/>
+              </w:rPr>
+              <w:t>Fire water storage</w:t>
+            </w:r>
+          </w:p>
+        </w:tc>
+        <w:tc>
+          <w:tcPr>
+            <w:tcW w:type="dxa" w:w="1984"/>
+          </w:tcPr>
+          <w:p>
+            <w:pPr>
+              <w:spacing w:after="0"/>
+            </w:pPr>
+            <w:r>
+              <w:rPr>
+                <w:sz w:val="14"/>
+              </w:rPr>
+              <w:t>700 m3</w:t>
+            </w:r>
+          </w:p>
+        </w:tc>
+        <w:tc>
+          <w:tcPr>
+            <w:tcW w:type="dxa" w:w="1134"/>
+          </w:tcPr>
+          <w:p>
+            <w:pPr>
+              <w:spacing w:after="0"/>
+            </w:pPr>
+            <w:r>
+              <w:rPr>
+                <w:sz w:val="14"/>
+              </w:rPr>
+              <w:t>preliminary</w:t>
+            </w:r>
+          </w:p>
+        </w:tc>
+        <w:tc>
+          <w:tcPr>
+            <w:tcW w:type="dxa" w:w="2835"/>
+          </w:tcPr>
+          <w:p>
+            <w:pPr>
+              <w:spacing w:after="0"/>
+            </w:pPr>
+            <w:r>
+              <w:rPr>
+                <w:sz w:val="14"/>
+              </w:rPr>
+              <w:t>REF-CONS-0069 NFPA 850, DEC-EPCE-0014 Preliminary equipment sizing basis and conventions</w:t>
+            </w:r>
+          </w:p>
+        </w:tc>
+      </w:tr>
+    </w:tbl>
     <w:p>
-      <w:r>
-        <w:t>None: all 100 design parameters are confirmed by the Owner documents, the contract or agreed technical queries.</w:t>
-      </w:r>
+      <w:pPr>
+        <w:spacing w:after="40"/>
+      </w:pPr>
     </w:p>
     <w:p>
       <w:pPr>
@@ -14130,6 +14520,191 @@
                 <w:sz w:val="14"/>
               </w:rPr>
               <w:t>Title</w:t>
+            </w:r>
+          </w:p>
+        </w:tc>
+      </w:tr>
+      <w:tr>
+        <w:trPr>
+          <w:cantSplit w:val="true"/>
+        </w:trPr>
+        <w:tc>
+          <w:tcPr>
+            <w:tcW w:type="dxa" w:w="2551"/>
+          </w:tcPr>
+          <w:p>
+            <w:pPr>
+              <w:spacing w:after="0"/>
+            </w:pPr>
+            <w:r>
+              <w:rPr>
+                <w:sz w:val="14"/>
+              </w:rPr>
+              <w:t>decision:DEC-EPCE-0014</w:t>
+            </w:r>
+          </w:p>
+        </w:tc>
+        <w:tc>
+          <w:tcPr>
+            <w:tcW w:type="dxa" w:w="6803"/>
+          </w:tcPr>
+          <w:p>
+            <w:pPr>
+              <w:spacing w:after="0"/>
+            </w:pPr>
+            <w:r>
+              <w:rPr>
+                <w:sz w:val="14"/>
+              </w:rPr>
+              <w:t>DEC-EPCE-0014 Preliminary equipment sizing basis and conventions</w:t>
+            </w:r>
+          </w:p>
+        </w:tc>
+      </w:tr>
+      <w:tr>
+        <w:trPr>
+          <w:cantSplit w:val="true"/>
+        </w:trPr>
+        <w:tc>
+          <w:tcPr>
+            <w:tcW w:type="dxa" w:w="2551"/>
+          </w:tcPr>
+          <w:p>
+            <w:pPr>
+              <w:spacing w:after="0"/>
+            </w:pPr>
+            <w:r>
+              <w:rPr>
+                <w:sz w:val="14"/>
+              </w:rPr>
+              <w:t>decision:DEC-OWNR-0002</w:t>
+            </w:r>
+          </w:p>
+        </w:tc>
+        <w:tc>
+          <w:tcPr>
+            <w:tcW w:type="dxa" w:w="6803"/>
+          </w:tcPr>
+          <w:p>
+            <w:pPr>
+              <w:spacing w:after="0"/>
+            </w:pPr>
+            <w:r>
+              <w:rPr>
+                <w:sz w:val="14"/>
+              </w:rPr>
+              <w:t>DEC-OWNR-0002 Acceptance tolerance of the Owner-levelled platform</w:t>
+            </w:r>
+          </w:p>
+        </w:tc>
+      </w:tr>
+      <w:tr>
+        <w:trPr>
+          <w:cantSplit w:val="true"/>
+        </w:trPr>
+        <w:tc>
+          <w:tcPr>
+            <w:tcW w:type="dxa" w:w="2551"/>
+          </w:tcPr>
+          <w:p>
+            <w:pPr>
+              <w:spacing w:after="0"/>
+            </w:pPr>
+            <w:r>
+              <w:rPr>
+                <w:sz w:val="14"/>
+              </w:rPr>
+              <w:t>reference:REF-CONS-0069</w:t>
+            </w:r>
+          </w:p>
+        </w:tc>
+        <w:tc>
+          <w:tcPr>
+            <w:tcW w:type="dxa" w:w="6803"/>
+          </w:tcPr>
+          <w:p>
+            <w:pPr>
+              <w:spacing w:after="0"/>
+            </w:pPr>
+            <w:r>
+              <w:rPr>
+                <w:sz w:val="14"/>
+              </w:rPr>
+              <w:t>REF-CONS-0069 NFPA 850</w:t>
+            </w:r>
+          </w:p>
+        </w:tc>
+      </w:tr>
+      <w:tr>
+        <w:trPr>
+          <w:cantSplit w:val="true"/>
+        </w:trPr>
+        <w:tc>
+          <w:tcPr>
+            <w:tcW w:type="dxa" w:w="2551"/>
+          </w:tcPr>
+          <w:p>
+            <w:pPr>
+              <w:spacing w:after="0"/>
+            </w:pPr>
+            <w:r>
+              <w:rPr>
+                <w:sz w:val="14"/>
+              </w:rPr>
+              <w:t>reference:REF-CONS-0070</w:t>
+            </w:r>
+          </w:p>
+        </w:tc>
+        <w:tc>
+          <w:tcPr>
+            <w:tcW w:type="dxa" w:w="6803"/>
+          </w:tcPr>
+          <w:p>
+            <w:pPr>
+              <w:spacing w:after="0"/>
+            </w:pPr>
+            <w:r>
+              <w:rPr>
+                <w:sz w:val="14"/>
+              </w:rPr>
+              <w:t>REF-CONS-0070 NFPA 20</w:t>
+            </w:r>
+          </w:p>
+        </w:tc>
+      </w:tr>
+      <w:tr>
+        <w:trPr>
+          <w:cantSplit w:val="true"/>
+        </w:trPr>
+        <w:tc>
+          <w:tcPr>
+            <w:tcW w:type="dxa" w:w="2551"/>
+          </w:tcPr>
+          <w:p>
+            <w:pPr>
+              <w:spacing w:after="0"/>
+            </w:pPr>
+            <w:r>
+              <w:rPr>
+                <w:sz w:val="14"/>
+              </w:rPr>
+              <w:t>reference:REF-CONS-0096</w:t>
+            </w:r>
+          </w:p>
+        </w:tc>
+        <w:tc>
+          <w:tcPr>
+            <w:tcW w:type="dxa" w:w="6803"/>
+          </w:tcPr>
+          <w:p>
+            <w:pPr>
+              <w:spacing w:after="0"/>
+            </w:pPr>
+            <w:r>
+              <w:rPr>
+                <w:sz w:val="14"/>
+              </w:rPr>
+              <w:t>REF-CONS-0096 TS EN 590</w:t>
             </w:r>
           </w:p>
         </w:tc>
@@ -15864,7 +16439,7 @@
       <w:rPr>
         <w:sz w:val="14"/>
       </w:rPr>
-      <w:t>engine design_basis v1.2.0 | data 188045b6c33ac38c | generated 2026-09-28 - generated from the project database; do not edit</w:t>
+      <w:t>engine design_basis v1.2.0 | data 52794fade12921a7 | generated 2026-09-29 - generated from the project database; do not edit</w:t>
     </w:r>
   </w:p>
 </w:ftr>

--- a/output/design_basis/ALP-EPC-00000-GE-DBR-0001.docx
+++ b/output/design_basis/ALP-EPC-00000-GE-DBR-0001.docx
@@ -2038,6 +2038,91 @@
               <w:rPr>
                 <w:sz w:val="14"/>
               </w:rPr>
+              <w:t>100-year coastal still water level</w:t>
+            </w:r>
+          </w:p>
+        </w:tc>
+        <w:tc>
+          <w:tcPr>
+            <w:tcW w:type="dxa" w:w="1928"/>
+          </w:tcPr>
+          <w:p>
+            <w:pPr>
+              <w:spacing w:after="0"/>
+            </w:pPr>
+            <w:r>
+              <w:rPr>
+                <w:sz w:val="14"/>
+              </w:rPr>
+              <w:t>0.9 m</w:t>
+            </w:r>
+          </w:p>
+        </w:tc>
+        <w:tc>
+          <w:tcPr>
+            <w:tcW w:type="dxa" w:w="1871"/>
+          </w:tcPr>
+          <w:p>
+            <w:pPr>
+              <w:spacing w:after="0"/>
+            </w:pPr>
+            <w:r>
+              <w:rPr>
+                <w:sz w:val="14"/>
+              </w:rPr>
+              <w:t>national datum; +1.40 m with 0.5 m sea-level rise; floor levels &gt;= +1.90 m (ER-02.09); shoreline run-up +4.8 m</w:t>
+            </w:r>
+          </w:p>
+        </w:tc>
+        <w:tc>
+          <w:tcPr>
+            <w:tcW w:type="dxa" w:w="1020"/>
+          </w:tcPr>
+          <w:p>
+            <w:pPr>
+              <w:spacing w:after="0"/>
+            </w:pPr>
+            <w:r>
+              <w:rPr>
+                <w:sz w:val="14"/>
+              </w:rPr>
+              <w:t>confirmed</w:t>
+            </w:r>
+          </w:p>
+        </w:tc>
+        <w:tc>
+          <w:tcPr>
+            <w:tcW w:type="dxa" w:w="2098"/>
+          </w:tcPr>
+          <w:p>
+            <w:pPr>
+              <w:spacing w:after="0"/>
+            </w:pPr>
+            <w:r>
+              <w:rPr>
+                <w:sz w:val="14"/>
+              </w:rPr>
+              <w:t>SRC-OWNR-0002 Seawater quality and marine conditions, ER-02.09 Flood protection</w:t>
+            </w:r>
+          </w:p>
+        </w:tc>
+      </w:tr>
+      <w:tr>
+        <w:trPr>
+          <w:cantSplit w:val="true"/>
+        </w:trPr>
+        <w:tc>
+          <w:tcPr>
+            <w:tcW w:type="dxa" w:w="2948"/>
+          </w:tcPr>
+          <w:p>
+            <w:pPr>
+              <w:spacing w:after="0"/>
+            </w:pPr>
+            <w:r>
+              <w:rPr>
+                <w:sz w:val="14"/>
+              </w:rPr>
               <w:t>Atmospheric corrosivity category</w:t>
             </w:r>
           </w:p>
@@ -6706,6 +6791,91 @@
               <w:rPr>
                 <w:sz w:val="14"/>
               </w:rPr>
+              <w:t>LDO flash point</w:t>
+            </w:r>
+          </w:p>
+        </w:tc>
+        <w:tc>
+          <w:tcPr>
+            <w:tcW w:type="dxa" w:w="1928"/>
+          </w:tcPr>
+          <w:p>
+            <w:pPr>
+              <w:spacing w:after="0"/>
+            </w:pPr>
+            <w:r>
+              <w:rPr>
+                <w:sz w:val="14"/>
+              </w:rPr>
+              <w:t>55 degC</w:t>
+            </w:r>
+          </w:p>
+        </w:tc>
+        <w:tc>
+          <w:tcPr>
+            <w:tcW w:type="dxa" w:w="1871"/>
+          </w:tcPr>
+          <w:p>
+            <w:pPr>
+              <w:spacing w:after="0"/>
+            </w:pPr>
+            <w:r>
+              <w:rPr>
+                <w:sz w:val="14"/>
+              </w:rPr>
+              <w:t>minimum, EN ISO 2719</w:t>
+            </w:r>
+          </w:p>
+        </w:tc>
+        <w:tc>
+          <w:tcPr>
+            <w:tcW w:type="dxa" w:w="1020"/>
+          </w:tcPr>
+          <w:p>
+            <w:pPr>
+              <w:spacing w:after="0"/>
+            </w:pPr>
+            <w:r>
+              <w:rPr>
+                <w:sz w:val="14"/>
+              </w:rPr>
+              <w:t>confirmed</w:t>
+            </w:r>
+          </w:p>
+        </w:tc>
+        <w:tc>
+          <w:tcPr>
+            <w:tcW w:type="dxa" w:w="2098"/>
+          </w:tcPr>
+          <w:p>
+            <w:pPr>
+              <w:spacing w:after="0"/>
+            </w:pPr>
+            <w:r>
+              <w:rPr>
+                <w:sz w:val="14"/>
+              </w:rPr>
+              <w:t>SRC-OWNR-0004 Secondary fuel: light diesel oil (LDO)</w:t>
+            </w:r>
+          </w:p>
+        </w:tc>
+      </w:tr>
+      <w:tr>
+        <w:trPr>
+          <w:cantSplit w:val="true"/>
+        </w:trPr>
+        <w:tc>
+          <w:tcPr>
+            <w:tcW w:type="dxa" w:w="2948"/>
+          </w:tcPr>
+          <w:p>
+            <w:pPr>
+              <w:spacing w:after="0"/>
+            </w:pPr>
+            <w:r>
+              <w:rPr>
+                <w:sz w:val="14"/>
+              </w:rPr>
               <w:t>LDO LHV</w:t>
             </w:r>
           </w:p>
@@ -9550,7 +9720,7 @@
               <w:rPr>
                 <w:sz w:val="14"/>
               </w:rPr>
-              <w:t>Jellyfish load design</w:t>
+              <w:t>CW intake velocity at the screens</w:t>
             </w:r>
           </w:p>
         </w:tc>
@@ -9566,7 +9736,7 @@
               <w:rPr>
                 <w:sz w:val="14"/>
               </w:rPr>
-              <w:t>20 kg/m3</w:t>
+              <w:t>0.15 m/s</w:t>
             </w:r>
           </w:p>
         </w:tc>
@@ -9582,7 +9752,7 @@
               <w:rPr>
                 <w:sz w:val="14"/>
               </w:rPr>
-              <w:t>blooms June-September</w:t>
+              <w:t>maximum, with fish return system</w:t>
             </w:r>
           </w:p>
         </w:tc>
@@ -9614,7 +9784,7 @@
               <w:rPr>
                 <w:sz w:val="14"/>
               </w:rPr>
-              <w:t>SRC-OWNR-0002 Seawater quality and marine conditions, ER-08.07 Jellyfish and mucilage</w:t>
+              <w:t>SRC-OWNR-0007 Positive EIA decision - binding conditions</w:t>
             </w:r>
           </w:p>
         </w:tc>
@@ -9635,7 +9805,7 @@
               <w:rPr>
                 <w:sz w:val="14"/>
               </w:rPr>
-              <w:t>Pycnocline depth</w:t>
+              <w:t>Jellyfish load design</w:t>
             </w:r>
           </w:p>
         </w:tc>
@@ -9651,7 +9821,7 @@
               <w:rPr>
                 <w:sz w:val="14"/>
               </w:rPr>
-              <w:t>20 to 25 m</w:t>
+              <w:t>20 kg/m3</w:t>
             </w:r>
           </w:p>
         </w:tc>
@@ -9667,6 +9837,7 @@
               <w:rPr>
                 <w:sz w:val="14"/>
               </w:rPr>
+              <w:t>blooms June-September</w:t>
             </w:r>
           </w:p>
         </w:tc>
@@ -9698,7 +9869,7 @@
               <w:rPr>
                 <w:sz w:val="14"/>
               </w:rPr>
-              <w:t>SRC-OWNR-0002 Seawater quality and marine conditions</w:t>
+              <w:t>SRC-OWNR-0002 Seawater quality and marine conditions, ER-08.07 Jellyfish and mucilage</w:t>
             </w:r>
           </w:p>
         </w:tc>
@@ -9719,7 +9890,7 @@
               <w:rPr>
                 <w:sz w:val="14"/>
               </w:rPr>
-              <w:t>Residual chlorine at outfall</w:t>
+              <w:t>Pycnocline depth</w:t>
             </w:r>
           </w:p>
         </w:tc>
@@ -9735,7 +9906,7 @@
               <w:rPr>
                 <w:sz w:val="14"/>
               </w:rPr>
-              <w:t>0.1 mg/l</w:t>
+              <w:t>20 to 25 m</w:t>
             </w:r>
           </w:p>
         </w:tc>
@@ -9751,7 +9922,6 @@
               <w:rPr>
                 <w:sz w:val="14"/>
               </w:rPr>
-              <w:t>maximum</w:t>
             </w:r>
           </w:p>
         </w:tc>
@@ -9783,7 +9953,7 @@
               <w:rPr>
                 <w:sz w:val="14"/>
               </w:rPr>
-              <w:t>ER-08.04 Biofouling control</w:t>
+              <w:t>SRC-OWNR-0002 Seawater quality and marine conditions</w:t>
             </w:r>
           </w:p>
         </w:tc>
@@ -9804,7 +9974,7 @@
               <w:rPr>
                 <w:sz w:val="14"/>
               </w:rPr>
-              <w:t>Seawater boron</w:t>
+              <w:t>Residual chlorine at outfall</w:t>
             </w:r>
           </w:p>
         </w:tc>
@@ -9820,7 +9990,7 @@
               <w:rPr>
                 <w:sz w:val="14"/>
               </w:rPr>
-              <w:t>2.4 to 3.4 mg/l</w:t>
+              <w:t>0.1 mg/l</w:t>
             </w:r>
           </w:p>
         </w:tc>
@@ -9836,6 +10006,7 @@
               <w:rPr>
                 <w:sz w:val="14"/>
               </w:rPr>
+              <w:t>maximum</w:t>
             </w:r>
           </w:p>
         </w:tc>
@@ -9867,7 +10038,7 @@
               <w:rPr>
                 <w:sz w:val="14"/>
               </w:rPr>
-              <w:t>SRC-OWNR-0002 Seawater quality and marine conditions</w:t>
+              <w:t>ER-08.04 Biofouling control</w:t>
             </w:r>
           </w:p>
         </w:tc>
@@ -9888,7 +10059,7 @@
               <w:rPr>
                 <w:sz w:val="14"/>
               </w:rPr>
-              <w:t>Seawater chloride - maximum (upper layer)</w:t>
+              <w:t>Seawater boron</w:t>
             </w:r>
           </w:p>
         </w:tc>
@@ -9904,7 +10075,7 @@
               <w:rPr>
                 <w:sz w:val="14"/>
               </w:rPr>
-              <w:t>14,500 mg/l</w:t>
+              <w:t>2.4 to 3.4 mg/l</w:t>
             </w:r>
           </w:p>
         </w:tc>
@@ -9972,7 +10143,7 @@
               <w:rPr>
                 <w:sz w:val="14"/>
               </w:rPr>
-              <w:t>Seawater salinity range (upper layer)</w:t>
+              <w:t>Seawater chloride - maximum (upper layer)</w:t>
             </w:r>
           </w:p>
         </w:tc>
@@ -9988,7 +10159,7 @@
               <w:rPr>
                 <w:sz w:val="14"/>
               </w:rPr>
-              <w:t>21.8 to 26.1 PSU</w:t>
+              <w:t>14,500 mg/l</w:t>
             </w:r>
           </w:p>
         </w:tc>
@@ -10004,7 +10175,6 @@
               <w:rPr>
                 <w:sz w:val="14"/>
               </w:rPr>
-              <w:t>lower layer 38.2 PSU below pycnocline</w:t>
             </w:r>
           </w:p>
         </w:tc>
@@ -10057,7 +10227,7 @@
               <w:rPr>
                 <w:sz w:val="14"/>
               </w:rPr>
-              <w:t>Seawater temperature at intake - annual mean (measured)</w:t>
+              <w:t>Seawater salinity range (upper layer)</w:t>
             </w:r>
           </w:p>
         </w:tc>
@@ -10073,7 +10243,7 @@
               <w:rPr>
                 <w:sz w:val="14"/>
               </w:rPr>
-              <w:t>15.4 degC</w:t>
+              <w:t>21.8 to 26.1 PSU</w:t>
             </w:r>
           </w:p>
         </w:tc>
@@ -10089,7 +10259,7 @@
               <w:rPr>
                 <w:sz w:val="14"/>
               </w:rPr>
-              <w:t>12 m depth, station M2</w:t>
+              <w:t>lower layer 38.2 PSU below pycnocline</w:t>
             </w:r>
           </w:p>
         </w:tc>
@@ -10142,7 +10312,7 @@
               <w:rPr>
                 <w:sz w:val="14"/>
               </w:rPr>
-              <w:t>Seawater temperature at intake - maximum</w:t>
+              <w:t>Seawater temperature at intake - annual mean (measured)</w:t>
             </w:r>
           </w:p>
         </w:tc>
@@ -10158,7 +10328,7 @@
               <w:rPr>
                 <w:sz w:val="14"/>
               </w:rPr>
-              <w:t>27 degC</w:t>
+              <w:t>15.4 degC</w:t>
             </w:r>
           </w:p>
         </w:tc>
@@ -10174,7 +10344,7 @@
               <w:rPr>
                 <w:sz w:val="14"/>
               </w:rPr>
-              <w:t>August</w:t>
+              <w:t>12 m depth, station M2</w:t>
             </w:r>
           </w:p>
         </w:tc>
@@ -10227,7 +10397,7 @@
               <w:rPr>
                 <w:sz w:val="14"/>
               </w:rPr>
-              <w:t>Seawater temperature at intake - minimum</w:t>
+              <w:t>Seawater temperature at intake - maximum</w:t>
             </w:r>
           </w:p>
         </w:tc>
@@ -10243,7 +10413,7 @@
               <w:rPr>
                 <w:sz w:val="14"/>
               </w:rPr>
-              <w:t>6.9 degC</w:t>
+              <w:t>27 degC</w:t>
             </w:r>
           </w:p>
         </w:tc>
@@ -10259,7 +10429,7 @@
               <w:rPr>
                 <w:sz w:val="14"/>
               </w:rPr>
-              <w:t>February</w:t>
+              <w:t>August</w:t>
             </w:r>
           </w:p>
         </w:tc>
@@ -10312,7 +10482,7 @@
               <w:rPr>
                 <w:sz w:val="14"/>
               </w:rPr>
-              <w:t>Seawater temperature range at intake</w:t>
+              <w:t>Seawater temperature at intake - minimum</w:t>
             </w:r>
           </w:p>
         </w:tc>
@@ -10328,7 +10498,7 @@
               <w:rPr>
                 <w:sz w:val="14"/>
               </w:rPr>
-              <w:t>6 to 27 degC</w:t>
+              <w:t>6.9 degC</w:t>
             </w:r>
           </w:p>
         </w:tc>
@@ -10344,6 +10514,7 @@
               <w:rPr>
                 <w:sz w:val="14"/>
               </w:rPr>
+              <w:t>February</w:t>
             </w:r>
           </w:p>
         </w:tc>
@@ -10375,7 +10546,7 @@
               <w:rPr>
                 <w:sz w:val="14"/>
               </w:rPr>
-              <w:t>ER-02.04 Seawater conditions</w:t>
+              <w:t>SRC-OWNR-0002 Seawater quality and marine conditions</w:t>
             </w:r>
           </w:p>
         </w:tc>
@@ -10396,7 +10567,7 @@
               <w:rPr>
                 <w:sz w:val="14"/>
               </w:rPr>
-              <w:t>Seawater TSS maximum (storm)</w:t>
+              <w:t>Seawater temperature range at intake</w:t>
             </w:r>
           </w:p>
         </w:tc>
@@ -10412,7 +10583,7 @@
               <w:rPr>
                 <w:sz w:val="14"/>
               </w:rPr>
-              <w:t>140 mg/l</w:t>
+              <w:t>6 to 27 degC</w:t>
             </w:r>
           </w:p>
         </w:tc>
@@ -10459,7 +10630,7 @@
               <w:rPr>
                 <w:sz w:val="14"/>
               </w:rPr>
-              <w:t>SRC-OWNR-0002 Seawater quality and marine conditions</w:t>
+              <w:t>ER-02.04 Seawater conditions</w:t>
             </w:r>
           </w:p>
         </w:tc>
@@ -10480,6 +10651,90 @@
               <w:rPr>
                 <w:sz w:val="14"/>
               </w:rPr>
+              <w:t>Seawater TSS maximum (storm)</w:t>
+            </w:r>
+          </w:p>
+        </w:tc>
+        <w:tc>
+          <w:tcPr>
+            <w:tcW w:type="dxa" w:w="1928"/>
+          </w:tcPr>
+          <w:p>
+            <w:pPr>
+              <w:spacing w:after="0"/>
+            </w:pPr>
+            <w:r>
+              <w:rPr>
+                <w:sz w:val="14"/>
+              </w:rPr>
+              <w:t>140 mg/l</w:t>
+            </w:r>
+          </w:p>
+        </w:tc>
+        <w:tc>
+          <w:tcPr>
+            <w:tcW w:type="dxa" w:w="1871"/>
+          </w:tcPr>
+          <w:p>
+            <w:pPr>
+              <w:spacing w:after="0"/>
+            </w:pPr>
+            <w:r>
+              <w:rPr>
+                <w:sz w:val="14"/>
+              </w:rPr>
+            </w:r>
+          </w:p>
+        </w:tc>
+        <w:tc>
+          <w:tcPr>
+            <w:tcW w:type="dxa" w:w="1020"/>
+          </w:tcPr>
+          <w:p>
+            <w:pPr>
+              <w:spacing w:after="0"/>
+            </w:pPr>
+            <w:r>
+              <w:rPr>
+                <w:sz w:val="14"/>
+              </w:rPr>
+              <w:t>confirmed</w:t>
+            </w:r>
+          </w:p>
+        </w:tc>
+        <w:tc>
+          <w:tcPr>
+            <w:tcW w:type="dxa" w:w="2098"/>
+          </w:tcPr>
+          <w:p>
+            <w:pPr>
+              <w:spacing w:after="0"/>
+            </w:pPr>
+            <w:r>
+              <w:rPr>
+                <w:sz w:val="14"/>
+              </w:rPr>
+              <w:t>SRC-OWNR-0002 Seawater quality and marine conditions</w:t>
+            </w:r>
+          </w:p>
+        </w:tc>
+      </w:tr>
+      <w:tr>
+        <w:trPr>
+          <w:cantSplit w:val="true"/>
+        </w:trPr>
+        <w:tc>
+          <w:tcPr>
+            <w:tcW w:type="dxa" w:w="2948"/>
+          </w:tcPr>
+          <w:p>
+            <w:pPr>
+              <w:spacing w:after="0"/>
+            </w:pPr>
+            <w:r>
+              <w:rPr>
+                <w:sz w:val="14"/>
+              </w:rPr>
               <w:t>SRC seawater temperature</w:t>
             </w:r>
           </w:p>
@@ -10545,6 +10800,91 @@
                 <w:sz w:val="14"/>
               </w:rPr>
               <w:t>ER-02.03 Site Reference Conditions (SRC)</w:t>
+            </w:r>
+          </w:p>
+        </w:tc>
+      </w:tr>
+      <w:tr>
+        <w:trPr>
+          <w:cantSplit w:val="true"/>
+        </w:trPr>
+        <w:tc>
+          <w:tcPr>
+            <w:tcW w:type="dxa" w:w="2948"/>
+          </w:tcPr>
+          <w:p>
+            <w:pPr>
+              <w:spacing w:after="0"/>
+            </w:pPr>
+            <w:r>
+              <w:rPr>
+                <w:sz w:val="14"/>
+              </w:rPr>
+              <w:t>SWRO brine salinity excess at 50 m from the diffuser</w:t>
+            </w:r>
+          </w:p>
+        </w:tc>
+        <w:tc>
+          <w:tcPr>
+            <w:tcW w:type="dxa" w:w="1928"/>
+          </w:tcPr>
+          <w:p>
+            <w:pPr>
+              <w:spacing w:after="0"/>
+            </w:pPr>
+            <w:r>
+              <w:rPr>
+                <w:sz w:val="14"/>
+              </w:rPr>
+              <w:t>5 %</w:t>
+            </w:r>
+          </w:p>
+        </w:tc>
+        <w:tc>
+          <w:tcPr>
+            <w:tcW w:type="dxa" w:w="1871"/>
+          </w:tcPr>
+          <w:p>
+            <w:pPr>
+              <w:spacing w:after="0"/>
+            </w:pPr>
+            <w:r>
+              <w:rPr>
+                <w:sz w:val="14"/>
+              </w:rPr>
+              <w:t>above ambient salinity, maximum</w:t>
+            </w:r>
+          </w:p>
+        </w:tc>
+        <w:tc>
+          <w:tcPr>
+            <w:tcW w:type="dxa" w:w="1020"/>
+          </w:tcPr>
+          <w:p>
+            <w:pPr>
+              <w:spacing w:after="0"/>
+            </w:pPr>
+            <w:r>
+              <w:rPr>
+                <w:sz w:val="14"/>
+              </w:rPr>
+              <w:t>confirmed</w:t>
+            </w:r>
+          </w:p>
+        </w:tc>
+        <w:tc>
+          <w:tcPr>
+            <w:tcW w:type="dxa" w:w="2098"/>
+          </w:tcPr>
+          <w:p>
+            <w:pPr>
+              <w:spacing w:after="0"/>
+            </w:pPr>
+            <w:r>
+              <w:rPr>
+                <w:sz w:val="14"/>
+              </w:rPr>
+              <w:t>SRC-OWNR-0007 Positive EIA decision - binding conditions</w:t>
             </w:r>
           </w:p>
         </w:tc>
@@ -10939,6 +11279,91 @@
               <w:rPr>
                 <w:sz w:val="14"/>
               </w:rPr>
+              <w:t>CO on LDO</w:t>
+            </w:r>
+          </w:p>
+        </w:tc>
+        <w:tc>
+          <w:tcPr>
+            <w:tcW w:type="dxa" w:w="1928"/>
+          </w:tcPr>
+          <w:p>
+            <w:pPr>
+              <w:spacing w:after="0"/>
+            </w:pPr>
+            <w:r>
+              <w:rPr>
+                <w:sz w:val="14"/>
+              </w:rPr>
+              <w:t>50 mg/Nm3</w:t>
+            </w:r>
+          </w:p>
+        </w:tc>
+        <w:tc>
+          <w:tcPr>
+            <w:tcW w:type="dxa" w:w="1871"/>
+          </w:tcPr>
+          <w:p>
+            <w:pPr>
+              <w:spacing w:after="0"/>
+            </w:pPr>
+            <w:r>
+              <w:rPr>
+                <w:sz w:val="14"/>
+              </w:rPr>
+              <w:t>dry, 15 % O2, 70-100 % GT load</w:t>
+            </w:r>
+          </w:p>
+        </w:tc>
+        <w:tc>
+          <w:tcPr>
+            <w:tcW w:type="dxa" w:w="1020"/>
+          </w:tcPr>
+          <w:p>
+            <w:pPr>
+              <w:spacing w:after="0"/>
+            </w:pPr>
+            <w:r>
+              <w:rPr>
+                <w:sz w:val="14"/>
+              </w:rPr>
+              <w:t>confirmed</w:t>
+            </w:r>
+          </w:p>
+        </w:tc>
+        <w:tc>
+          <w:tcPr>
+            <w:tcW w:type="dxa" w:w="2098"/>
+          </w:tcPr>
+          <w:p>
+            <w:pPr>
+              <w:spacing w:after="0"/>
+            </w:pPr>
+            <w:r>
+              <w:rPr>
+                <w:sz w:val="14"/>
+              </w:rPr>
+              <w:t>SRC-OWNR-0007 Positive EIA decision - binding conditions, ER-14.02 Air emissions</w:t>
+            </w:r>
+          </w:p>
+        </w:tc>
+      </w:tr>
+      <w:tr>
+        <w:trPr>
+          <w:cantSplit w:val="true"/>
+        </w:trPr>
+        <w:tc>
+          <w:tcPr>
+            <w:tcW w:type="dxa" w:w="2948"/>
+          </w:tcPr>
+          <w:p>
+            <w:pPr>
+              <w:spacing w:after="0"/>
+            </w:pPr>
+            <w:r>
+              <w:rPr>
+                <w:sz w:val="14"/>
+              </w:rPr>
               <w:t>Dust on LDO</w:t>
             </w:r>
           </w:p>
@@ -11624,6 +12049,91 @@
                 <w:sz w:val="14"/>
               </w:rPr>
               <w:t>ER-14.03 Near-field noise</w:t>
+            </w:r>
+          </w:p>
+        </w:tc>
+      </w:tr>
+      <w:tr>
+        <w:trPr>
+          <w:cantSplit w:val="true"/>
+        </w:trPr>
+        <w:tc>
+          <w:tcPr>
+            <w:tcW w:type="dxa" w:w="2948"/>
+          </w:tcPr>
+          <w:p>
+            <w:pPr>
+              <w:spacing w:after="0"/>
+            </w:pPr>
+            <w:r>
+              <w:rPr>
+                <w:sz w:val="14"/>
+              </w:rPr>
+              <w:t>Noise at nearest receptor (day)</w:t>
+            </w:r>
+          </w:p>
+        </w:tc>
+        <w:tc>
+          <w:tcPr>
+            <w:tcW w:type="dxa" w:w="1928"/>
+          </w:tcPr>
+          <w:p>
+            <w:pPr>
+              <w:spacing w:after="0"/>
+            </w:pPr>
+            <w:r>
+              <w:rPr>
+                <w:sz w:val="14"/>
+              </w:rPr>
+              <w:t>55 dB(A)</w:t>
+            </w:r>
+          </w:p>
+        </w:tc>
+        <w:tc>
+          <w:tcPr>
+            <w:tcW w:type="dxa" w:w="1871"/>
+          </w:tcPr>
+          <w:p>
+            <w:pPr>
+              <w:spacing w:after="0"/>
+            </w:pPr>
+            <w:r>
+              <w:rPr>
+                <w:sz w:val="14"/>
+              </w:rPr>
+              <w:t>LAeq day</w:t>
+            </w:r>
+          </w:p>
+        </w:tc>
+        <w:tc>
+          <w:tcPr>
+            <w:tcW w:type="dxa" w:w="1020"/>
+          </w:tcPr>
+          <w:p>
+            <w:pPr>
+              <w:spacing w:after="0"/>
+            </w:pPr>
+            <w:r>
+              <w:rPr>
+                <w:sz w:val="14"/>
+              </w:rPr>
+              <w:t>confirmed</w:t>
+            </w:r>
+          </w:p>
+        </w:tc>
+        <w:tc>
+          <w:tcPr>
+            <w:tcW w:type="dxa" w:w="2098"/>
+          </w:tcPr>
+          <w:p>
+            <w:pPr>
+              <w:spacing w:after="0"/>
+            </w:pPr>
+            <w:r>
+              <w:rPr>
+                <w:sz w:val="14"/>
+              </w:rPr>
+              <w:t>SRC-OWNR-0007 Positive EIA decision - binding conditions, ER-14.04 Environmental noise</w:t>
             </w:r>
           </w:p>
         </w:tc>
@@ -15021,6 +15531,43 @@
               <w:rPr>
                 <w:sz w:val="14"/>
               </w:rPr>
+              <w:t>requirement:ER-02.09</w:t>
+            </w:r>
+          </w:p>
+        </w:tc>
+        <w:tc>
+          <w:tcPr>
+            <w:tcW w:type="dxa" w:w="6803"/>
+          </w:tcPr>
+          <w:p>
+            <w:pPr>
+              <w:spacing w:after="0"/>
+            </w:pPr>
+            <w:r>
+              <w:rPr>
+                <w:sz w:val="14"/>
+              </w:rPr>
+              <w:t>ER-02.09 Flood protection</w:t>
+            </w:r>
+          </w:p>
+        </w:tc>
+      </w:tr>
+      <w:tr>
+        <w:trPr>
+          <w:cantSplit w:val="true"/>
+        </w:trPr>
+        <w:tc>
+          <w:tcPr>
+            <w:tcW w:type="dxa" w:w="2551"/>
+          </w:tcPr>
+          <w:p>
+            <w:pPr>
+              <w:spacing w:after="0"/>
+            </w:pPr>
+            <w:r>
+              <w:rPr>
+                <w:sz w:val="14"/>
+              </w:rPr>
               <w:t>requirement:ER-02.10</w:t>
             </w:r>
           </w:p>
@@ -16439,7 +16986,7 @@
       <w:rPr>
         <w:sz w:val="14"/>
       </w:rPr>
-      <w:t>engine design_basis v1.2.0 | data 52794fade12921a7 | generated 2026-09-29 - generated from the project database; do not edit</w:t>
+      <w:t>engine design_basis v1.2.0 | data 317e885b5112fb1b | generated 2026-09-29 - generated from the project database; do not edit</w:t>
     </w:r>
   </w:p>
 </w:ftr>
